--- a/fåglar/A 25852-2025 prioriterade fågelarter.docx
+++ b/fåglar/A 25852-2025 prioriterade fågelarter.docx
@@ -519,7 +519,7 @@
     <w:p/>
     <w:p>
       <w:r>
-        <w:t>2026-06-18</w:t>
+        <w:t>2026-06-19</w:t>
       </w:r>
       <w:r>
         <w:t xml:space="preserve"> </w:t>

--- a/fåglar/A 25852-2025 prioriterade fågelarter.docx
+++ b/fåglar/A 25852-2025 prioriterade fågelarter.docx
@@ -519,7 +519,7 @@
     <w:p/>
     <w:p>
       <w:r>
-        <w:t>2026-06-19</w:t>
+        <w:t>2026-06-20</w:t>
       </w:r>
       <w:r>
         <w:t xml:space="preserve"> </w:t>

--- a/fåglar/A 25852-2025 prioriterade fågelarter.docx
+++ b/fåglar/A 25852-2025 prioriterade fågelarter.docx
@@ -519,7 +519,7 @@
     <w:p/>
     <w:p>
       <w:r>
-        <w:t>2026-06-20</w:t>
+        <w:t>2026-06-21</w:t>
       </w:r>
       <w:r>
         <w:t xml:space="preserve"> </w:t>

--- a/fåglar/A 25852-2025 prioriterade fågelarter.docx
+++ b/fåglar/A 25852-2025 prioriterade fågelarter.docx
@@ -519,7 +519,7 @@
     <w:p/>
     <w:p>
       <w:r>
-        <w:t>2026-06-21</w:t>
+        <w:t>2026-06-22</w:t>
       </w:r>
       <w:r>
         <w:t xml:space="preserve"> </w:t>

--- a/fåglar/A 25852-2025 prioriterade fågelarter.docx
+++ b/fåglar/A 25852-2025 prioriterade fågelarter.docx
@@ -82,7 +82,7 @@
         <w:t xml:space="preserve"> av </w:t>
       </w:r>
       <w:r>
-        <w:t>björktrast, bläsand, grönfink, grönsiska, rödvingetrast och tallbit</w:t>
+        <w:t>björktrast, bläsand, grönfink, rödvingetrast och tallbit</w:t>
       </w:r>
       <w:r>
         <w:t xml:space="preserve">. </w:t>
@@ -217,7 +217,7 @@
           <w:rFonts w:asciiTheme="minorHAnsi" w:hAnsiTheme="minorHAnsi" w:cstheme="minorBidi"/>
           <w:lang w:eastAsia="en-US"/>
         </w:rPr>
-        <w:t>björktrast, bläsand, grönfink, grönsiska, rödvingetrast och tallbit</w:t>
+        <w:t>björktrast, bläsand, grönfink, rödvingetrast och tallbit</w:t>
       </w:r>
       <w:r>
         <w:rPr>
@@ -519,7 +519,7 @@
     <w:p/>
     <w:p>
       <w:r>
-        <w:t>2026-06-22</w:t>
+        <w:t>2026-06-23</w:t>
       </w:r>
       <w:r>
         <w:t xml:space="preserve"> </w:t>

--- a/fåglar/A 25852-2025 prioriterade fågelarter.docx
+++ b/fåglar/A 25852-2025 prioriterade fågelarter.docx
@@ -519,7 +519,7 @@
     <w:p/>
     <w:p>
       <w:r>
-        <w:t>2026-06-23</w:t>
+        <w:t>2026-06-24</w:t>
       </w:r>
       <w:r>
         <w:t xml:space="preserve"> </w:t>
